--- a/documentación/Casos de Uso/1.0 CU Autenticación.docx
+++ b/documentación/Casos de Uso/1.0 CU Autenticación.docx
@@ -534,7 +534,7 @@
           <w:lang w:val="es-GT"/>
         </w:rPr>
         <w:pict w14:anchorId="3AFE7BF6">
-          <v:rect id="_x0000_i1058" style="width:0;height:1.5pt" o:hralign="center" o:hrstd="t" o:hr="t" fillcolor="#a0a0a0" stroked="f"/>
+          <v:rect id="_x0000_i1025" style="width:0;height:1.5pt" o:hralign="center" o:hrstd="t" o:hr="t" fillcolor="#a0a0a0" stroked="f"/>
         </w:pict>
       </w:r>
     </w:p>
@@ -845,7 +845,7 @@
           <w:rFonts w:ascii="Arial" w:eastAsia="Arial" w:hAnsi="Arial" w:cs="Arial"/>
           <w:lang w:val="es-GT"/>
         </w:rPr>
-        <w:t>El sistema registra el inicio de sesión en la bitácora de auditoría (RN05).</w:t>
+        <w:t>El sistema redirige al usuario a su panel de control correspondiente.</w:t>
       </w:r>
     </w:p>
     <w:p>
@@ -865,26 +865,6 @@
           <w:rFonts w:ascii="Arial" w:eastAsia="Arial" w:hAnsi="Arial" w:cs="Arial"/>
           <w:lang w:val="es-GT"/>
         </w:rPr>
-        <w:t>El sistema redirige al usuario a su panel de control correspondiente.</w:t>
-      </w:r>
-    </w:p>
-    <w:p>
-      <w:pPr>
-        <w:numPr>
-          <w:ilvl w:val="0"/>
-          <w:numId w:val="42"/>
-        </w:numPr>
-        <w:jc w:val="both"/>
-        <w:rPr>
-          <w:rFonts w:ascii="Arial" w:eastAsia="Arial" w:hAnsi="Arial" w:cs="Arial"/>
-          <w:lang w:val="es-GT"/>
-        </w:rPr>
-      </w:pPr>
-      <w:r>
-        <w:rPr>
-          <w:rFonts w:ascii="Arial" w:eastAsia="Arial" w:hAnsi="Arial" w:cs="Arial"/>
-          <w:lang w:val="es-GT"/>
-        </w:rPr>
         <w:t>Fin del caso de uso.</w:t>
       </w:r>
     </w:p>
@@ -902,7 +882,7 @@
           <w:lang w:val="es-GT"/>
         </w:rPr>
         <w:pict w14:anchorId="4FE6611C">
-          <v:rect id="_x0000_i1059" style="width:0;height:1.5pt" o:hralign="center" o:hrstd="t" o:hr="t" fillcolor="#a0a0a0" stroked="f"/>
+          <v:rect id="_x0000_i1026" style="width:0;height:1.5pt" o:hralign="center" o:hrstd="t" o:hr="t" fillcolor="#a0a0a0" stroked="f"/>
         </w:pict>
       </w:r>
     </w:p>
@@ -982,23 +962,7 @@
           <w:rFonts w:ascii="Arial" w:eastAsia="Arial" w:hAnsi="Arial" w:cs="Arial"/>
           <w:lang w:val="es-GT"/>
         </w:rPr>
-        <w:t xml:space="preserve"> El sistema reconoce las </w:t>
-      </w:r>
-      <w:proofErr w:type="gramStart"/>
-      <w:r>
-        <w:rPr>
-          <w:rFonts w:ascii="Arial" w:eastAsia="Arial" w:hAnsi="Arial" w:cs="Arial"/>
-          <w:lang w:val="es-GT"/>
-        </w:rPr>
-        <w:t>credenciales</w:t>
-      </w:r>
-      <w:proofErr w:type="gramEnd"/>
-      <w:r>
-        <w:rPr>
-          <w:rFonts w:ascii="Arial" w:eastAsia="Arial" w:hAnsi="Arial" w:cs="Arial"/>
-          <w:lang w:val="es-GT"/>
-        </w:rPr>
-        <w:t xml:space="preserve"> pero detecta que el usuario ha sido dado de baja administrativa (RN11). Deniega el acceso y solicita contactar a la administración.</w:t>
+        <w:t xml:space="preserve"> El sistema reconoce las credenciales pero detecta que el usuario ha sido dado de baja administrativa (RN11). Deniega el acceso y solicita contactar a la administración.</w:t>
       </w:r>
     </w:p>
     <w:p>
@@ -1015,7 +979,7 @@
           <w:lang w:val="es-GT"/>
         </w:rPr>
         <w:pict w14:anchorId="542859B8">
-          <v:rect id="_x0000_i1060" style="width:0;height:1.5pt" o:hralign="center" o:hrstd="t" o:hr="t" fillcolor="#a0a0a0" stroked="f"/>
+          <v:rect id="_x0000_i1027" style="width:0;height:1.5pt" o:hralign="center" o:hrstd="t" o:hr="t" fillcolor="#a0a0a0" stroked="f"/>
         </w:pict>
       </w:r>
     </w:p>
@@ -7521,6 +7485,7 @@
   <w:style w:type="character" w:default="1" w:styleId="Fuentedeprrafopredeter">
     <w:name w:val="Default Paragraph Font"/>
     <w:uiPriority w:val="1"/>
+    <w:semiHidden/>
     <w:unhideWhenUsed/>
   </w:style>
   <w:style w:type="table" w:default="1" w:styleId="Tablanormal">

--- a/documentación/Casos de Uso/1.0 CU Autenticación.docx
+++ b/documentación/Casos de Uso/1.0 CU Autenticación.docx
@@ -753,7 +753,23 @@
           <w:rFonts w:ascii="Arial" w:eastAsia="Arial" w:hAnsi="Arial" w:cs="Arial"/>
           <w:lang w:val="es-GT"/>
         </w:rPr>
-        <w:t xml:space="preserve">El usuario introduce sus credenciales de identificación y clave de seguridad (RN01). </w:t>
+        <w:t xml:space="preserve">El usuario introduce sus credenciales de identificación y clave de seguridad </w:t>
+      </w:r>
+      <w:r>
+        <w:rPr>
+          <w:rFonts w:ascii="Arial" w:eastAsia="Arial" w:hAnsi="Arial" w:cs="Arial"/>
+          <w:b/>
+          <w:bCs/>
+          <w:lang w:val="es-GT"/>
+        </w:rPr>
+        <w:t>(RN01)</w:t>
+      </w:r>
+      <w:r>
+        <w:rPr>
+          <w:rFonts w:ascii="Arial" w:eastAsia="Arial" w:hAnsi="Arial" w:cs="Arial"/>
+          <w:lang w:val="es-GT"/>
+        </w:rPr>
+        <w:t xml:space="preserve">. </w:t>
       </w:r>
       <w:r>
         <w:rPr>
@@ -825,27 +841,37 @@
           <w:rFonts w:ascii="Arial" w:eastAsia="Arial" w:hAnsi="Arial" w:cs="Arial"/>
           <w:lang w:val="es-GT"/>
         </w:rPr>
-        <w:t>El sistema identifica el perfil profesional o rol del usuario para personalizar la interfaz (RN08).</w:t>
+        <w:t>El sistema identifica el perfil profesional o rol del usuario para personalizar la interfaz</w:t>
       </w:r>
-    </w:p>
-    <w:p>
-      <w:pPr>
-        <w:numPr>
-          <w:ilvl w:val="0"/>
-          <w:numId w:val="42"/>
-        </w:numPr>
-        <w:jc w:val="both"/>
+      <w:r>
         <w:rPr>
           <w:rFonts w:ascii="Arial" w:eastAsia="Arial" w:hAnsi="Arial" w:cs="Arial"/>
           <w:lang w:val="es-GT"/>
         </w:rPr>
-      </w:pPr>
+        <w:t xml:space="preserve"> y </w:t>
+      </w:r>
       <w:r>
         <w:rPr>
           <w:rFonts w:ascii="Arial" w:eastAsia="Arial" w:hAnsi="Arial" w:cs="Arial"/>
           <w:lang w:val="es-GT"/>
         </w:rPr>
-        <w:t>El sistema redirige al usuario a su panel de control correspondiente.</w:t>
+        <w:t>redirige al usuario a su panel de control correspondiente</w:t>
+      </w:r>
+      <w:r>
+        <w:rPr>
+          <w:rFonts w:ascii="Arial" w:eastAsia="Arial" w:hAnsi="Arial" w:cs="Arial"/>
+          <w:lang w:val="es-GT"/>
+        </w:rPr>
+        <w:t xml:space="preserve"> </w:t>
+      </w:r>
+      <w:r>
+        <w:rPr>
+          <w:rFonts w:ascii="Arial" w:eastAsia="Arial" w:hAnsi="Arial" w:cs="Arial"/>
+          <w:b/>
+          <w:bCs/>
+          <w:lang w:val="es-GT"/>
+        </w:rPr>
+        <w:t>(RN12)</w:t>
       </w:r>
     </w:p>
     <w:p>
@@ -925,7 +951,6 @@
           <w:bCs/>
           <w:lang w:val="es-GT"/>
         </w:rPr>
-        <w:lastRenderedPageBreak/>
         <w:t>FA01: Credenciales Incorrectas</w:t>
       </w:r>
       <w:r>
@@ -955,6 +980,7 @@
           <w:bCs/>
           <w:lang w:val="es-GT"/>
         </w:rPr>
+        <w:lastRenderedPageBreak/>
         <w:t>FA02: Cuenta Suspendida o Inactiva</w:t>
       </w:r>
       <w:r>
@@ -962,7 +988,23 @@
           <w:rFonts w:ascii="Arial" w:eastAsia="Arial" w:hAnsi="Arial" w:cs="Arial"/>
           <w:lang w:val="es-GT"/>
         </w:rPr>
-        <w:t xml:space="preserve"> El sistema reconoce las credenciales pero detecta que el usuario ha sido dado de baja administrativa (RN11). Deniega el acceso y solicita contactar a la administración.</w:t>
+        <w:t xml:space="preserve"> El sistema reconoce las </w:t>
+      </w:r>
+      <w:proofErr w:type="gramStart"/>
+      <w:r>
+        <w:rPr>
+          <w:rFonts w:ascii="Arial" w:eastAsia="Arial" w:hAnsi="Arial" w:cs="Arial"/>
+          <w:lang w:val="es-GT"/>
+        </w:rPr>
+        <w:t>credenciales</w:t>
+      </w:r>
+      <w:proofErr w:type="gramEnd"/>
+      <w:r>
+        <w:rPr>
+          <w:rFonts w:ascii="Arial" w:eastAsia="Arial" w:hAnsi="Arial" w:cs="Arial"/>
+          <w:lang w:val="es-GT"/>
+        </w:rPr>
+        <w:t xml:space="preserve"> pero detecta que el usuario ha sido dado de baja administrativa (RN11). Deniega el acceso y solicita contactar a la administración.</w:t>
       </w:r>
     </w:p>
     <w:p>
@@ -7485,7 +7527,6 @@
   <w:style w:type="character" w:default="1" w:styleId="Fuentedeprrafopredeter">
     <w:name w:val="Default Paragraph Font"/>
     <w:uiPriority w:val="1"/>
-    <w:semiHidden/>
     <w:unhideWhenUsed/>
   </w:style>
   <w:style w:type="table" w:default="1" w:styleId="Tablanormal">
